--- a/file/report/IAMB_PlantillaInformeTecnico.docx
+++ b/file/report/IAMB_PlantillaInformeTecnico.docx
@@ -89,7 +89,19 @@
               </w:tabs>
             </w:pPr>
             <w:r>
-              <w:t>Ingrese el nombre de la actividad del curso o el nombre del quiz.</w:t>
+              <w:t>Ingrese el nombre de la actividad del curso</w:t>
+            </w:r>
+            <w:r>
+              <w:t xml:space="preserve">, </w:t>
+            </w:r>
+            <w:r>
+              <w:t>el nombre del quiz</w:t>
+            </w:r>
+            <w:r>
+              <w:t xml:space="preserve"> o examen</w:t>
+            </w:r>
+            <w:r>
+              <w:t>.</w:t>
             </w:r>
           </w:p>
         </w:tc>
@@ -115,21 +127,8 @@
           </w:tcPr>
           <w:p>
             <w:r>
-              <w:t xml:space="preserve">Ingrese fecha en formato </w:t>
+              <w:t>Ingrese fecha en formato aaaa/mm/dd</w:t>
             </w:r>
-            <w:proofErr w:type="spellStart"/>
-            <w:r>
-              <w:t>aaaa</w:t>
-            </w:r>
-            <w:proofErr w:type="spellEnd"/>
-            <w:r>
-              <w:t>/mm/</w:t>
-            </w:r>
-            <w:proofErr w:type="spellStart"/>
-            <w:r>
-              <w:t>dd</w:t>
-            </w:r>
-            <w:proofErr w:type="spellEnd"/>
           </w:p>
         </w:tc>
       </w:tr>
@@ -205,7 +204,17 @@
           <w:sz w:val="16"/>
           <w:szCs w:val="16"/>
         </w:rPr>
-        <w:t>Atención: </w:t>
+        <w:t>Requerimientos</w:t>
+      </w:r>
+      <w:r>
+        <w:rPr>
+          <w:b/>
+          <w:bCs/>
+          <w:color w:val="C00000"/>
+          <w:sz w:val="16"/>
+          <w:szCs w:val="16"/>
+        </w:rPr>
+        <w:t>: </w:t>
       </w:r>
     </w:p>
     <w:p>
@@ -227,7 +236,23 @@
           <w:sz w:val="16"/>
           <w:szCs w:val="16"/>
         </w:rPr>
-        <w:t>Acorde con el parágrafo del Artículo 38 del reglamento estudiantil de pregrado, </w:t>
+        <w:t>Pregrado: a</w:t>
+      </w:r>
+      <w:r>
+        <w:rPr>
+          <w:color w:val="C00000"/>
+          <w:sz w:val="16"/>
+          <w:szCs w:val="16"/>
+        </w:rPr>
+        <w:t>corde con el parágrafo del Artículo 38 del reglamento estudiantil, </w:t>
+      </w:r>
+      <w:r>
+        <w:rPr>
+          <w:color w:val="C00000"/>
+          <w:sz w:val="16"/>
+          <w:szCs w:val="16"/>
+        </w:rPr>
+        <w:t>“</w:t>
       </w:r>
       <w:r>
         <w:rPr>
@@ -237,9 +262,8 @@
           <w:sz w:val="16"/>
           <w:szCs w:val="16"/>
         </w:rPr>
-        <w:t xml:space="preserve">La asistencia a talleres y laboratorios es de carácter obligatorio. La inasistencia a estas actividades se califica con </w:t>
-      </w:r>
-      <w:proofErr w:type="gramStart"/>
+        <w:t>La asistencia a talleres y laboratorios es de carácter obligatorio. La inasistencia a estas actividades se califica con cero coma cero (0,0)</w:t>
+      </w:r>
       <w:r>
         <w:rPr>
           <w:i/>
@@ -248,18 +272,7 @@
           <w:sz w:val="16"/>
           <w:szCs w:val="16"/>
         </w:rPr>
-        <w:t>cero coma</w:t>
-      </w:r>
-      <w:proofErr w:type="gramEnd"/>
-      <w:r>
-        <w:rPr>
-          <w:i/>
-          <w:iCs/>
-          <w:color w:val="C00000"/>
-          <w:sz w:val="16"/>
-          <w:szCs w:val="16"/>
-        </w:rPr>
-        <w:t xml:space="preserve"> cero (0,0)</w:t>
+        <w:t>”</w:t>
       </w:r>
       <w:r>
         <w:rPr>
@@ -267,7 +280,7 @@
           <w:sz w:val="16"/>
           <w:szCs w:val="16"/>
         </w:rPr>
-        <w:t>. Por lo cual, solo se calificará cada quiz si asistió al taller realizado en clase.</w:t>
+        <w:t>.</w:t>
       </w:r>
     </w:p>
     <w:p>
@@ -289,6 +302,72 @@
           <w:sz w:val="16"/>
           <w:szCs w:val="16"/>
         </w:rPr>
+        <w:t>Posgrado: a</w:t>
+      </w:r>
+      <w:r>
+        <w:rPr>
+          <w:color w:val="C00000"/>
+          <w:sz w:val="16"/>
+          <w:szCs w:val="16"/>
+        </w:rPr>
+        <w:t>corde con el </w:t>
+      </w:r>
+      <w:r>
+        <w:rPr>
+          <w:i/>
+          <w:iCs/>
+          <w:color w:val="C00000"/>
+          <w:sz w:val="16"/>
+          <w:szCs w:val="16"/>
+        </w:rPr>
+        <w:t>Literal b</w:t>
+      </w:r>
+      <w:r>
+        <w:rPr>
+          <w:color w:val="C00000"/>
+          <w:sz w:val="16"/>
+          <w:szCs w:val="16"/>
+        </w:rPr>
+        <w:t> del Artículo 46 del reglamento estudiantil, los estudiantes de posgrado deben </w:t>
+      </w:r>
+      <w:r>
+        <w:rPr>
+          <w:i/>
+          <w:iCs/>
+          <w:color w:val="C00000"/>
+          <w:sz w:val="16"/>
+          <w:szCs w:val="16"/>
+        </w:rPr>
+        <w:t>"Asistir y participar cumplida y activamente en todas las actividades académicas contempladas en el plan de estudios"</w:t>
+      </w:r>
+      <w:r>
+        <w:rPr>
+          <w:color w:val="C00000"/>
+          <w:sz w:val="16"/>
+          <w:szCs w:val="16"/>
+        </w:rPr>
+        <w:t>.</w:t>
+      </w:r>
+    </w:p>
+    <w:p>
+      <w:pPr>
+        <w:pStyle w:val="ListParagraph"/>
+        <w:numPr>
+          <w:ilvl w:val="0"/>
+          <w:numId w:val="11"/>
+        </w:numPr>
+        <w:rPr>
+          <w:color w:val="C00000"/>
+          <w:sz w:val="16"/>
+          <w:szCs w:val="16"/>
+        </w:rPr>
+      </w:pPr>
+      <w:r>
+        <w:rPr>
+          <w:color w:val="C00000"/>
+          <w:sz w:val="16"/>
+          <w:szCs w:val="16"/>
+        </w:rPr>
         <w:t>El informe técnico solo será válido si en cada una de las capturas de pantalla se observa su código de alumno en el nombre del mapa GIS</w:t>
       </w:r>
       <w:r>
@@ -325,7 +404,6 @@
         </w:rPr>
         <w:t xml:space="preserve"> o </w:t>
       </w:r>
-      <w:proofErr w:type="spellStart"/>
       <w:r>
         <w:rPr>
           <w:b/>
@@ -336,9 +414,16 @@
           <w:sz w:val="16"/>
           <w:szCs w:val="16"/>
         </w:rPr>
-        <w:t>Snipping</w:t>
-      </w:r>
-      <w:proofErr w:type="spellEnd"/>
+        <w:t>Snipping Tool</w:t>
+      </w:r>
+      <w:r>
+        <w:rPr>
+          <w:color w:val="C00000"/>
+          <w:sz w:val="16"/>
+          <w:szCs w:val="16"/>
+        </w:rPr>
+        <w:t xml:space="preserve">, las teclas </w:t>
+      </w:r>
       <w:r>
         <w:rPr>
           <w:b/>
@@ -349,42 +434,8 @@
           <w:sz w:val="16"/>
           <w:szCs w:val="16"/>
         </w:rPr>
-        <w:t xml:space="preserve"> Tool</w:t>
-      </w:r>
-      <w:r>
-        <w:rPr>
-          <w:color w:val="C00000"/>
-          <w:sz w:val="16"/>
-          <w:szCs w:val="16"/>
-        </w:rPr>
-        <w:t xml:space="preserve">, las teclas </w:t>
-      </w:r>
-      <w:r>
-        <w:rPr>
-          <w:b/>
-          <w:bCs/>
-          <w:i/>
-          <w:iCs/>
-          <w:color w:val="C00000"/>
-          <w:sz w:val="16"/>
-          <w:szCs w:val="16"/>
-        </w:rPr>
-        <w:t xml:space="preserve">Win + </w:t>
-      </w:r>
-      <w:proofErr w:type="spellStart"/>
-      <w:r>
-        <w:rPr>
-          <w:b/>
-          <w:bCs/>
-          <w:i/>
-          <w:iCs/>
-          <w:color w:val="C00000"/>
-          <w:sz w:val="16"/>
-          <w:szCs w:val="16"/>
-        </w:rPr>
-        <w:t>PrtScn</w:t>
-      </w:r>
-      <w:proofErr w:type="spellEnd"/>
+        <w:t>Win + PrtScn</w:t>
+      </w:r>
       <w:r>
         <w:rPr>
           <w:color w:val="C00000"/>
@@ -411,25 +462,7 @@
           <w:sz w:val="16"/>
           <w:szCs w:val="16"/>
         </w:rPr>
-        <w:t xml:space="preserve"> para obtener capturas desde la </w:t>
-      </w:r>
-      <w:proofErr w:type="spellStart"/>
-      <w:r>
-        <w:rPr>
-          <w:color w:val="C00000"/>
-          <w:sz w:val="16"/>
-          <w:szCs w:val="16"/>
-        </w:rPr>
-        <w:t>Game</w:t>
-      </w:r>
-      <w:proofErr w:type="spellEnd"/>
-      <w:r>
-        <w:rPr>
-          <w:color w:val="C00000"/>
-          <w:sz w:val="16"/>
-          <w:szCs w:val="16"/>
-        </w:rPr>
-        <w:t xml:space="preserve"> Bar, o las teclas </w:t>
+        <w:t xml:space="preserve"> para obtener capturas desde la Game Bar, o las teclas </w:t>
       </w:r>
       <w:r>
         <w:rPr>
@@ -449,25 +482,7 @@
           <w:sz w:val="16"/>
           <w:szCs w:val="16"/>
         </w:rPr>
-        <w:t xml:space="preserve"> para capturas instantáneas. Una vez finalizada la elaboración del informe técnico, este debe ser convertido a formato Adobe Acrobat .</w:t>
-      </w:r>
-      <w:proofErr w:type="spellStart"/>
-      <w:r>
-        <w:rPr>
-          <w:color w:val="C00000"/>
-          <w:sz w:val="16"/>
-          <w:szCs w:val="16"/>
-        </w:rPr>
-        <w:t>pdf</w:t>
-      </w:r>
-      <w:proofErr w:type="spellEnd"/>
-      <w:r>
-        <w:rPr>
-          <w:color w:val="C00000"/>
-          <w:sz w:val="16"/>
-          <w:szCs w:val="16"/>
-        </w:rPr>
-        <w:t xml:space="preserve"> y adjuntado al Quiz.</w:t>
+        <w:t xml:space="preserve"> para capturas instantáneas. Una vez finalizada la elaboración del informe técnico, este debe ser convertido a formato Adobe Acrobat .pdf y adjuntado al Quiz.</w:t>
       </w:r>
     </w:p>
     <w:p/>
@@ -1220,6 +1235,8 @@
           <w:tcW w:w="995" w:type="pct"/>
           <w:vAlign w:val="center"/>
         </w:tcPr>
+        <w:bookmarkStart w:id="3" w:name="_Hlk534720586"/>
+        <w:bookmarkStart w:id="4" w:name="_Hlk534720587"/>
         <w:p>
           <w:pPr>
             <w:jc w:val="left"/>
@@ -1229,8 +1246,64 @@
               <w:lang w:val="es-CO"/>
             </w:rPr>
           </w:pPr>
-          <w:bookmarkStart w:id="3" w:name="_Hlk534720586"/>
-          <w:bookmarkStart w:id="4" w:name="_Hlk534720587"/>
+          <w:r>
+            <w:rPr>
+              <w:sz w:val="12"/>
+              <w:szCs w:val="12"/>
+              <w:lang w:val="es-CO"/>
+            </w:rPr>
+            <w:fldChar w:fldCharType="begin"/>
+          </w:r>
+          <w:r>
+            <w:rPr>
+              <w:sz w:val="12"/>
+              <w:szCs w:val="12"/>
+              <w:lang w:val="es-CO"/>
+            </w:rPr>
+            <w:instrText>HYPERLINK "</w:instrText>
+          </w:r>
+          <w:r>
+            <w:rPr>
+              <w:sz w:val="12"/>
+              <w:szCs w:val="12"/>
+              <w:lang w:val="es-CO"/>
+            </w:rPr>
+            <w:instrText>https://github.com/rcfdtools/R.IAMB</w:instrText>
+          </w:r>
+          <w:r>
+            <w:rPr>
+              <w:sz w:val="12"/>
+              <w:szCs w:val="12"/>
+              <w:lang w:val="es-CO"/>
+            </w:rPr>
+            <w:instrText>"</w:instrText>
+          </w:r>
+          <w:r>
+            <w:rPr>
+              <w:sz w:val="12"/>
+              <w:szCs w:val="12"/>
+              <w:lang w:val="es-CO"/>
+            </w:rPr>
+            <w:fldChar w:fldCharType="separate"/>
+          </w:r>
+          <w:r>
+            <w:rPr>
+              <w:rStyle w:val="Hyperlink"/>
+              <w:noProof w:val="0"/>
+              <w:sz w:val="12"/>
+              <w:szCs w:val="12"/>
+              <w:lang w:val="es-CO"/>
+            </w:rPr>
+            <w:t>https://github.com/rcfdtools/R.IAMB</w:t>
+          </w:r>
+          <w:r>
+            <w:rPr>
+              <w:sz w:val="12"/>
+              <w:szCs w:val="12"/>
+              <w:lang w:val="es-CO"/>
+            </w:rPr>
+            <w:fldChar w:fldCharType="end"/>
+          </w:r>
         </w:p>
       </w:tc>
       <w:tc>
@@ -1269,7 +1342,7 @@
               <w:szCs w:val="12"/>
               <w:lang w:val="es-CO"/>
             </w:rPr>
-            <w:t>CURSO: Sistemas de Información Geográfica aplicados a Estudios Ambientales - IAMB</w:t>
+            <w:t>CURSO: Sistemas de Información Geográfica aplicados a Estudios Ambientales</w:t>
           </w:r>
         </w:p>
       </w:tc>
@@ -3221,7 +3294,6 @@
   <w:style w:type="character" w:default="1" w:styleId="DefaultParagraphFont">
     <w:name w:val="Default Paragraph Font"/>
     <w:uiPriority w:val="1"/>
-    <w:semiHidden/>
     <w:unhideWhenUsed/>
   </w:style>
   <w:style w:type="table" w:default="1" w:styleId="TableNormal">

--- a/file/report/IAMB_PlantillaInformeTecnico.docx
+++ b/file/report/IAMB_PlantillaInformeTecnico.docx
@@ -189,202 +189,36 @@
     <w:p>
       <w:pPr>
         <w:rPr>
-          <w:b/>
-          <w:bCs/>
           <w:color w:val="C00000"/>
           <w:sz w:val="16"/>
           <w:szCs w:val="16"/>
         </w:rPr>
       </w:pPr>
       <w:r>
-        <w:rPr>
-          <w:b/>
-          <w:bCs/>
-          <w:color w:val="C00000"/>
-          <w:sz w:val="16"/>
-          <w:szCs w:val="16"/>
-        </w:rPr>
-        <w:t>Requerimientos</w:t>
-      </w:r>
-      <w:r>
-        <w:rPr>
-          <w:b/>
-          <w:bCs/>
-          <w:color w:val="C00000"/>
-          <w:sz w:val="16"/>
-          <w:szCs w:val="16"/>
-        </w:rPr>
-        <w:t>: </w:t>
-      </w:r>
-    </w:p>
-    <w:p>
-      <w:pPr>
-        <w:pStyle w:val="ListParagraph"/>
-        <w:numPr>
-          <w:ilvl w:val="0"/>
-          <w:numId w:val="11"/>
-        </w:numPr>
         <w:rPr>
           <w:color w:val="C00000"/>
           <w:sz w:val="16"/>
           <w:szCs w:val="16"/>
         </w:rPr>
-      </w:pPr>
+        <w:t xml:space="preserve">El informe técnico solo será válido si en cada una de las capturas de pantalla se observa su código de alumno </w:t>
+      </w:r>
+      <w:r>
+        <w:rPr>
+          <w:rFonts w:eastAsia="Calibri"/>
+          <w:color w:val="C00000"/>
+          <w:sz w:val="16"/>
+          <w:szCs w:val="16"/>
+          <w:lang w:val="es-CO" w:eastAsia="en-US"/>
+        </w:rPr>
+        <w:t>en el título o nombre de archivo</w:t>
+      </w:r>
       <w:r>
         <w:rPr>
           <w:color w:val="C00000"/>
           <w:sz w:val="16"/>
           <w:szCs w:val="16"/>
         </w:rPr>
-        <w:t>Pregrado: a</w:t>
-      </w:r>
-      <w:r>
-        <w:rPr>
-          <w:color w:val="C00000"/>
-          <w:sz w:val="16"/>
-          <w:szCs w:val="16"/>
-        </w:rPr>
-        <w:t>corde con el parágrafo del Artículo 38 del reglamento estudiantil, </w:t>
-      </w:r>
-      <w:r>
-        <w:rPr>
-          <w:color w:val="C00000"/>
-          <w:sz w:val="16"/>
-          <w:szCs w:val="16"/>
-        </w:rPr>
-        <w:t>“</w:t>
-      </w:r>
-      <w:r>
-        <w:rPr>
-          <w:i/>
-          <w:iCs/>
-          <w:color w:val="C00000"/>
-          <w:sz w:val="16"/>
-          <w:szCs w:val="16"/>
-        </w:rPr>
-        <w:t>La asistencia a talleres y laboratorios es de carácter obligatorio. La inasistencia a estas actividades se califica con cero coma cero (0,0)</w:t>
-      </w:r>
-      <w:r>
-        <w:rPr>
-          <w:i/>
-          <w:iCs/>
-          <w:color w:val="C00000"/>
-          <w:sz w:val="16"/>
-          <w:szCs w:val="16"/>
-        </w:rPr>
-        <w:t>”</w:t>
-      </w:r>
-      <w:r>
-        <w:rPr>
-          <w:color w:val="C00000"/>
-          <w:sz w:val="16"/>
-          <w:szCs w:val="16"/>
-        </w:rPr>
-        <w:t>.</w:t>
-      </w:r>
-    </w:p>
-    <w:p>
-      <w:pPr>
-        <w:pStyle w:val="ListParagraph"/>
-        <w:numPr>
-          <w:ilvl w:val="0"/>
-          <w:numId w:val="11"/>
-        </w:numPr>
-        <w:rPr>
-          <w:color w:val="C00000"/>
-          <w:sz w:val="16"/>
-          <w:szCs w:val="16"/>
-        </w:rPr>
-      </w:pPr>
-      <w:r>
-        <w:rPr>
-          <w:color w:val="C00000"/>
-          <w:sz w:val="16"/>
-          <w:szCs w:val="16"/>
-        </w:rPr>
-        <w:t>Posgrado: a</w:t>
-      </w:r>
-      <w:r>
-        <w:rPr>
-          <w:color w:val="C00000"/>
-          <w:sz w:val="16"/>
-          <w:szCs w:val="16"/>
-        </w:rPr>
-        <w:t>corde con el </w:t>
-      </w:r>
-      <w:r>
-        <w:rPr>
-          <w:i/>
-          <w:iCs/>
-          <w:color w:val="C00000"/>
-          <w:sz w:val="16"/>
-          <w:szCs w:val="16"/>
-        </w:rPr>
-        <w:t>Literal b</w:t>
-      </w:r>
-      <w:r>
-        <w:rPr>
-          <w:color w:val="C00000"/>
-          <w:sz w:val="16"/>
-          <w:szCs w:val="16"/>
-        </w:rPr>
-        <w:t> del Artículo 46 del reglamento estudiantil, los estudiantes de posgrado deben </w:t>
-      </w:r>
-      <w:r>
-        <w:rPr>
-          <w:i/>
-          <w:iCs/>
-          <w:color w:val="C00000"/>
-          <w:sz w:val="16"/>
-          <w:szCs w:val="16"/>
-        </w:rPr>
-        <w:t>"Asistir y participar cumplida y activamente en todas las actividades académicas contempladas en el plan de estudios"</w:t>
-      </w:r>
-      <w:r>
-        <w:rPr>
-          <w:color w:val="C00000"/>
-          <w:sz w:val="16"/>
-          <w:szCs w:val="16"/>
-        </w:rPr>
-        <w:t>.</w:t>
-      </w:r>
-    </w:p>
-    <w:p>
-      <w:pPr>
-        <w:pStyle w:val="ListParagraph"/>
-        <w:numPr>
-          <w:ilvl w:val="0"/>
-          <w:numId w:val="11"/>
-        </w:numPr>
-        <w:rPr>
-          <w:color w:val="C00000"/>
-          <w:sz w:val="16"/>
-          <w:szCs w:val="16"/>
-        </w:rPr>
-      </w:pPr>
-      <w:r>
-        <w:rPr>
-          <w:color w:val="C00000"/>
-          <w:sz w:val="16"/>
-          <w:szCs w:val="16"/>
-        </w:rPr>
-        <w:t>El informe técnico solo será válido si en cada una de las capturas de pantalla se observa su código de alumno en el nombre del mapa GIS</w:t>
-      </w:r>
-      <w:r>
-        <w:rPr>
-          <w:color w:val="C00000"/>
-          <w:sz w:val="16"/>
-          <w:szCs w:val="16"/>
-        </w:rPr>
-        <w:t xml:space="preserve">. </w:t>
-      </w:r>
-      <w:r>
-        <w:rPr>
-          <w:color w:val="C00000"/>
-          <w:sz w:val="16"/>
-          <w:szCs w:val="16"/>
-        </w:rPr>
-        <w:t xml:space="preserve">Para las capturas de pantalla puede utilizar la </w:t>
+        <w:t xml:space="preserve">. Para las capturas de pantalla puede utilizar la </w:t>
       </w:r>
       <w:r>
         <w:rPr>
@@ -3800,6 +3634,30 @@
       <w:shd w:val="clear" w:color="auto" w:fill="FFFFFF"/>
     </w:rPr>
   </w:style>
+  <w:style w:type="paragraph" w:styleId="HTMLPreformatted">
+    <w:name w:val="HTML Preformatted"/>
+    <w:basedOn w:val="Normal"/>
+    <w:link w:val="HTMLPreformattedChar"/>
+    <w:uiPriority w:val="99"/>
+    <w:semiHidden/>
+    <w:unhideWhenUsed/>
+    <w:rsid w:val="00156B0F"/>
+    <w:rPr>
+      <w:rFonts w:ascii="Consolas" w:hAnsi="Consolas"/>
+    </w:rPr>
+  </w:style>
+  <w:style w:type="character" w:customStyle="1" w:styleId="HTMLPreformattedChar">
+    <w:name w:val="HTML Preformatted Char"/>
+    <w:basedOn w:val="DefaultParagraphFont"/>
+    <w:link w:val="HTMLPreformatted"/>
+    <w:uiPriority w:val="99"/>
+    <w:semiHidden/>
+    <w:rsid w:val="00156B0F"/>
+    <w:rPr>
+      <w:rFonts w:ascii="Consolas" w:hAnsi="Consolas"/>
+      <w:color w:val="000000" w:themeColor="text1"/>
+    </w:rPr>
+  </w:style>
 </w:styles>
 </file>
 

--- a/file/report/IAMB_PlantillaInformeTecnico.docx
+++ b/file/report/IAMB_PlantillaInformeTecnico.docx
@@ -127,8 +127,21 @@
           </w:tcPr>
           <w:p>
             <w:r>
-              <w:t>Ingrese fecha en formato aaaa/mm/dd</w:t>
+              <w:t xml:space="preserve">Ingrese fecha en formato </w:t>
             </w:r>
+            <w:proofErr w:type="spellStart"/>
+            <w:r>
+              <w:t>aaaa</w:t>
+            </w:r>
+            <w:proofErr w:type="spellEnd"/>
+            <w:r>
+              <w:t>/mm/</w:t>
+            </w:r>
+            <w:proofErr w:type="spellStart"/>
+            <w:r>
+              <w:t>dd</w:t>
+            </w:r>
+            <w:proofErr w:type="spellEnd"/>
           </w:p>
         </w:tc>
       </w:tr>
@@ -196,11 +209,39 @@
       </w:pPr>
       <w:r>
         <w:rPr>
+          <w:b/>
+          <w:bCs/>
           <w:color w:val="C00000"/>
           <w:sz w:val="16"/>
           <w:szCs w:val="16"/>
         </w:rPr>
-        <w:t xml:space="preserve">El informe técnico solo será válido si en cada una de las capturas de pantalla se observa su código de alumno </w:t>
+        <w:t>I</w:t>
+      </w:r>
+      <w:r>
+        <w:rPr>
+          <w:b/>
+          <w:bCs/>
+          <w:color w:val="C00000"/>
+          <w:sz w:val="16"/>
+          <w:szCs w:val="16"/>
+        </w:rPr>
+        <w:t>nforme técnico</w:t>
+      </w:r>
+      <w:r>
+        <w:rPr>
+          <w:color w:val="C00000"/>
+          <w:sz w:val="16"/>
+          <w:szCs w:val="16"/>
+        </w:rPr>
+        <w:t>:</w:t>
+      </w:r>
+      <w:r>
+        <w:rPr>
+          <w:color w:val="C00000"/>
+          <w:sz w:val="16"/>
+          <w:szCs w:val="16"/>
+        </w:rPr>
+        <w:t xml:space="preserve"> solo será válido si en cada una de las capturas de pantalla se observa su código de alumno </w:t>
       </w:r>
       <w:r>
         <w:rPr>
@@ -238,6 +279,7 @@
         </w:rPr>
         <w:t xml:space="preserve"> o </w:t>
       </w:r>
+      <w:proofErr w:type="spellStart"/>
       <w:r>
         <w:rPr>
           <w:b/>
@@ -248,16 +290,9 @@
           <w:sz w:val="16"/>
           <w:szCs w:val="16"/>
         </w:rPr>
-        <w:t>Snipping Tool</w:t>
-      </w:r>
-      <w:r>
-        <w:rPr>
-          <w:color w:val="C00000"/>
-          <w:sz w:val="16"/>
-          <w:szCs w:val="16"/>
-        </w:rPr>
-        <w:t xml:space="preserve">, las teclas </w:t>
-      </w:r>
+        <w:t>Snipping</w:t>
+      </w:r>
+      <w:proofErr w:type="spellEnd"/>
       <w:r>
         <w:rPr>
           <w:b/>
@@ -268,8 +303,42 @@
           <w:sz w:val="16"/>
           <w:szCs w:val="16"/>
         </w:rPr>
-        <w:t>Win + PrtScn</w:t>
-      </w:r>
+        <w:t xml:space="preserve"> Tool</w:t>
+      </w:r>
+      <w:r>
+        <w:rPr>
+          <w:color w:val="C00000"/>
+          <w:sz w:val="16"/>
+          <w:szCs w:val="16"/>
+        </w:rPr>
+        <w:t xml:space="preserve">, las teclas </w:t>
+      </w:r>
+      <w:r>
+        <w:rPr>
+          <w:b/>
+          <w:bCs/>
+          <w:i/>
+          <w:iCs/>
+          <w:color w:val="C00000"/>
+          <w:sz w:val="16"/>
+          <w:szCs w:val="16"/>
+        </w:rPr>
+        <w:t xml:space="preserve">Win + </w:t>
+      </w:r>
+      <w:proofErr w:type="spellStart"/>
+      <w:r>
+        <w:rPr>
+          <w:b/>
+          <w:bCs/>
+          <w:i/>
+          <w:iCs/>
+          <w:color w:val="C00000"/>
+          <w:sz w:val="16"/>
+          <w:szCs w:val="16"/>
+        </w:rPr>
+        <w:t>PrtScn</w:t>
+      </w:r>
+      <w:proofErr w:type="spellEnd"/>
       <w:r>
         <w:rPr>
           <w:color w:val="C00000"/>
@@ -296,7 +365,25 @@
           <w:sz w:val="16"/>
           <w:szCs w:val="16"/>
         </w:rPr>
-        <w:t xml:space="preserve"> para obtener capturas desde la Game Bar, o las teclas </w:t>
+        <w:t xml:space="preserve"> para obtener capturas desde la </w:t>
+      </w:r>
+      <w:proofErr w:type="spellStart"/>
+      <w:r>
+        <w:rPr>
+          <w:color w:val="C00000"/>
+          <w:sz w:val="16"/>
+          <w:szCs w:val="16"/>
+        </w:rPr>
+        <w:t>Game</w:t>
+      </w:r>
+      <w:proofErr w:type="spellEnd"/>
+      <w:r>
+        <w:rPr>
+          <w:color w:val="C00000"/>
+          <w:sz w:val="16"/>
+          <w:szCs w:val="16"/>
+        </w:rPr>
+        <w:t xml:space="preserve"> Bar, o las teclas </w:t>
       </w:r>
       <w:r>
         <w:rPr>
@@ -316,7 +403,25 @@
           <w:sz w:val="16"/>
           <w:szCs w:val="16"/>
         </w:rPr>
-        <w:t xml:space="preserve"> para capturas instantáneas. Una vez finalizada la elaboración del informe técnico, este debe ser convertido a formato Adobe Acrobat .pdf y adjuntado al Quiz.</w:t>
+        <w:t xml:space="preserve"> para capturas instantáneas. Una vez finalizada la elaboración del informe técnico, este debe ser convertido a formato Adobe Acrobat .</w:t>
+      </w:r>
+      <w:proofErr w:type="spellStart"/>
+      <w:r>
+        <w:rPr>
+          <w:color w:val="C00000"/>
+          <w:sz w:val="16"/>
+          <w:szCs w:val="16"/>
+        </w:rPr>
+        <w:t>pdf</w:t>
+      </w:r>
+      <w:proofErr w:type="spellEnd"/>
+      <w:r>
+        <w:rPr>
+          <w:color w:val="C00000"/>
+          <w:sz w:val="16"/>
+          <w:szCs w:val="16"/>
+        </w:rPr>
+        <w:t xml:space="preserve"> y adjuntado al Quiz.</w:t>
       </w:r>
     </w:p>
     <w:p/>
@@ -351,12 +456,12 @@
       <w:r>
         <w:fldChar w:fldCharType="separate"/>
       </w:r>
-      <w:hyperlink w:anchor="_Toc222990422" w:history="1">
+      <w:hyperlink w:anchor="_Toc225060031" w:history="1">
         <w:r>
           <w:rPr>
             <w:rStyle w:val="Hyperlink"/>
           </w:rPr>
-          <w:t>1. Actividad…</w:t>
+          <w:t>1. Actividad o pregunta…</w:t>
         </w:r>
         <w:r>
           <w:rPr>
@@ -377,7 +482,7 @@
             <w:noProof/>
             <w:webHidden/>
           </w:rPr>
-          <w:instrText xml:space="preserve"> PAGEREF _Toc222990422 \h </w:instrText>
+          <w:instrText xml:space="preserve"> PAGEREF _Toc225060031 \h </w:instrText>
         </w:r>
         <w:r>
           <w:rPr>
@@ -425,12 +530,12 @@
           <w14:ligatures w14:val="standardContextual"/>
         </w:rPr>
       </w:pPr>
-      <w:hyperlink w:anchor="_Toc222990423" w:history="1">
+      <w:hyperlink w:anchor="_Toc225060032" w:history="1">
         <w:r>
           <w:rPr>
             <w:rStyle w:val="Hyperlink"/>
           </w:rPr>
-          <w:t>2. Actividad…</w:t>
+          <w:t>2. Actividad o pregunta…</w:t>
         </w:r>
         <w:r>
           <w:rPr>
@@ -451,7 +556,7 @@
             <w:noProof/>
             <w:webHidden/>
           </w:rPr>
-          <w:instrText xml:space="preserve"> PAGEREF _Toc222990423 \h </w:instrText>
+          <w:instrText xml:space="preserve"> PAGEREF _Toc225060032 \h </w:instrText>
         </w:r>
         <w:r>
           <w:rPr>
@@ -499,12 +604,12 @@
           <w14:ligatures w14:val="standardContextual"/>
         </w:rPr>
       </w:pPr>
-      <w:hyperlink w:anchor="_Toc222990424" w:history="1">
+      <w:hyperlink w:anchor="_Toc225060033" w:history="1">
         <w:r>
           <w:rPr>
             <w:rStyle w:val="Hyperlink"/>
           </w:rPr>
-          <w:t>3. Actividad…</w:t>
+          <w:t>3. Actividad o pregunta…</w:t>
         </w:r>
         <w:r>
           <w:rPr>
@@ -525,7 +630,7 @@
             <w:noProof/>
             <w:webHidden/>
           </w:rPr>
-          <w:instrText xml:space="preserve"> PAGEREF _Toc222990424 \h </w:instrText>
+          <w:instrText xml:space="preserve"> PAGEREF _Toc225060033 \h </w:instrText>
         </w:r>
         <w:r>
           <w:rPr>
@@ -557,6 +662,154 @@
       </w:hyperlink>
     </w:p>
     <w:p>
+      <w:pPr>
+        <w:pStyle w:val="TOC1"/>
+        <w:tabs>
+          <w:tab w:val="right" w:leader="dot" w:pos="9962"/>
+        </w:tabs>
+        <w:rPr>
+          <w:rFonts w:asciiTheme="minorHAnsi" w:eastAsiaTheme="minorEastAsia" w:hAnsiTheme="minorHAnsi" w:cstheme="minorBidi"/>
+          <w:noProof/>
+          <w:color w:val="auto"/>
+          <w:kern w:val="2"/>
+          <w:sz w:val="24"/>
+          <w:szCs w:val="24"/>
+          <w:lang w:val="es-CO" w:eastAsia="es-CO"/>
+          <w14:ligatures w14:val="standardContextual"/>
+        </w:rPr>
+      </w:pPr>
+      <w:hyperlink w:anchor="_Toc225060034" w:history="1">
+        <w:r>
+          <w:rPr>
+            <w:rStyle w:val="Hyperlink"/>
+          </w:rPr>
+          <w:t>Listado de anexos</w:t>
+        </w:r>
+        <w:r>
+          <w:rPr>
+            <w:noProof/>
+            <w:webHidden/>
+          </w:rPr>
+          <w:tab/>
+        </w:r>
+        <w:r>
+          <w:rPr>
+            <w:noProof/>
+            <w:webHidden/>
+          </w:rPr>
+          <w:fldChar w:fldCharType="begin"/>
+        </w:r>
+        <w:r>
+          <w:rPr>
+            <w:noProof/>
+            <w:webHidden/>
+          </w:rPr>
+          <w:instrText xml:space="preserve"> PAGEREF _Toc225060034 \h </w:instrText>
+        </w:r>
+        <w:r>
+          <w:rPr>
+            <w:noProof/>
+            <w:webHidden/>
+          </w:rPr>
+        </w:r>
+        <w:r>
+          <w:rPr>
+            <w:noProof/>
+            <w:webHidden/>
+          </w:rPr>
+          <w:fldChar w:fldCharType="separate"/>
+        </w:r>
+        <w:r>
+          <w:rPr>
+            <w:noProof/>
+            <w:webHidden/>
+          </w:rPr>
+          <w:t>1</w:t>
+        </w:r>
+        <w:r>
+          <w:rPr>
+            <w:noProof/>
+            <w:webHidden/>
+          </w:rPr>
+          <w:fldChar w:fldCharType="end"/>
+        </w:r>
+      </w:hyperlink>
+    </w:p>
+    <w:p>
+      <w:pPr>
+        <w:pStyle w:val="TOC1"/>
+        <w:tabs>
+          <w:tab w:val="right" w:leader="dot" w:pos="9962"/>
+        </w:tabs>
+        <w:rPr>
+          <w:rFonts w:asciiTheme="minorHAnsi" w:eastAsiaTheme="minorEastAsia" w:hAnsiTheme="minorHAnsi" w:cstheme="minorBidi"/>
+          <w:noProof/>
+          <w:color w:val="auto"/>
+          <w:kern w:val="2"/>
+          <w:sz w:val="24"/>
+          <w:szCs w:val="24"/>
+          <w:lang w:val="es-CO" w:eastAsia="es-CO"/>
+          <w14:ligatures w14:val="standardContextual"/>
+        </w:rPr>
+      </w:pPr>
+      <w:hyperlink w:anchor="_Toc225060035" w:history="1">
+        <w:r>
+          <w:rPr>
+            <w:rStyle w:val="Hyperlink"/>
+          </w:rPr>
+          <w:t>Referencias bibliográficas</w:t>
+        </w:r>
+        <w:r>
+          <w:rPr>
+            <w:noProof/>
+            <w:webHidden/>
+          </w:rPr>
+          <w:tab/>
+        </w:r>
+        <w:r>
+          <w:rPr>
+            <w:noProof/>
+            <w:webHidden/>
+          </w:rPr>
+          <w:fldChar w:fldCharType="begin"/>
+        </w:r>
+        <w:r>
+          <w:rPr>
+            <w:noProof/>
+            <w:webHidden/>
+          </w:rPr>
+          <w:instrText xml:space="preserve"> PAGEREF _Toc225060035 \h </w:instrText>
+        </w:r>
+        <w:r>
+          <w:rPr>
+            <w:noProof/>
+            <w:webHidden/>
+          </w:rPr>
+        </w:r>
+        <w:r>
+          <w:rPr>
+            <w:noProof/>
+            <w:webHidden/>
+          </w:rPr>
+          <w:fldChar w:fldCharType="separate"/>
+        </w:r>
+        <w:r>
+          <w:rPr>
+            <w:noProof/>
+            <w:webHidden/>
+          </w:rPr>
+          <w:t>1</w:t>
+        </w:r>
+        <w:r>
+          <w:rPr>
+            <w:noProof/>
+            <w:webHidden/>
+          </w:rPr>
+          <w:fldChar w:fldCharType="end"/>
+        </w:r>
+      </w:hyperlink>
+    </w:p>
+    <w:p>
       <w:r>
         <w:fldChar w:fldCharType="end"/>
       </w:r>
@@ -566,7 +819,7 @@
       <w:pPr>
         <w:pStyle w:val="Heading1"/>
       </w:pPr>
-      <w:bookmarkStart w:id="0" w:name="_Toc222990422"/>
+      <w:bookmarkStart w:id="0" w:name="_Toc225060031"/>
       <w:r>
         <w:t>1. Actividad</w:t>
       </w:r>
@@ -598,7 +851,7 @@
       <w:pPr>
         <w:pStyle w:val="Heading1"/>
       </w:pPr>
-      <w:bookmarkStart w:id="1" w:name="_Toc222990423"/>
+      <w:bookmarkStart w:id="1" w:name="_Toc225060032"/>
       <w:r>
         <w:t>2. Actividad</w:t>
       </w:r>
@@ -646,7 +899,7 @@
       <w:pPr>
         <w:pStyle w:val="Heading1"/>
       </w:pPr>
-      <w:bookmarkStart w:id="2" w:name="_Toc222990424"/>
+      <w:bookmarkStart w:id="2" w:name="_Toc225060033"/>
       <w:r>
         <w:t>3. Actividad</w:t>
       </w:r>
@@ -674,13 +927,151 @@
     </w:p>
     <w:p/>
     <w:p/>
+    <w:p>
+      <w:pPr>
+        <w:pStyle w:val="Heading1"/>
+      </w:pPr>
+      <w:bookmarkStart w:id="3" w:name="_Toc205620316"/>
+      <w:bookmarkStart w:id="4" w:name="_Toc225060034"/>
+      <w:r>
+        <w:t>Listado de anexos</w:t>
+      </w:r>
+      <w:bookmarkEnd w:id="3"/>
+      <w:bookmarkEnd w:id="4"/>
+    </w:p>
+    <w:p/>
+    <w:tbl>
+      <w:tblPr>
+        <w:tblStyle w:val="TableGrid"/>
+        <w:tblW w:w="5000" w:type="pct"/>
+        <w:tblBorders>
+          <w:top w:val="single" w:sz="2" w:space="0" w:color="D9D9D9" w:themeColor="background1" w:themeShade="D9"/>
+          <w:left w:val="single" w:sz="2" w:space="0" w:color="D9D9D9" w:themeColor="background1" w:themeShade="D9"/>
+          <w:bottom w:val="single" w:sz="2" w:space="0" w:color="D9D9D9" w:themeColor="background1" w:themeShade="D9"/>
+          <w:right w:val="single" w:sz="2" w:space="0" w:color="D9D9D9" w:themeColor="background1" w:themeShade="D9"/>
+          <w:insideH w:val="single" w:sz="2" w:space="0" w:color="D9D9D9" w:themeColor="background1" w:themeShade="D9"/>
+          <w:insideV w:val="single" w:sz="2" w:space="0" w:color="D9D9D9" w:themeColor="background1" w:themeShade="D9"/>
+        </w:tblBorders>
+        <w:tblLook w:val="04A0" w:firstRow="1" w:lastRow="0" w:firstColumn="1" w:lastColumn="0" w:noHBand="0" w:noVBand="1"/>
+      </w:tblPr>
+      <w:tblGrid>
+        <w:gridCol w:w="2265"/>
+        <w:gridCol w:w="7701"/>
+      </w:tblGrid>
+      <w:tr>
+        <w:tc>
+          <w:tcPr>
+            <w:tcW w:w="2265" w:type="dxa"/>
+            <w:shd w:val="clear" w:color="auto" w:fill="F2F2F2" w:themeFill="background1" w:themeFillShade="F2"/>
+          </w:tcPr>
+          <w:p>
+            <w:r>
+              <w:t>Archivo</w:t>
+            </w:r>
+          </w:p>
+        </w:tc>
+        <w:tc>
+          <w:tcPr>
+            <w:tcW w:w="7701" w:type="dxa"/>
+            <w:shd w:val="clear" w:color="auto" w:fill="F2F2F2" w:themeFill="background1" w:themeFillShade="F2"/>
+          </w:tcPr>
+          <w:p>
+            <w:r>
+              <w:t>Descripción</w:t>
+            </w:r>
+          </w:p>
+        </w:tc>
+      </w:tr>
+      <w:tr>
+        <w:tc>
+          <w:tcPr>
+            <w:tcW w:w="2265" w:type="dxa"/>
+          </w:tcPr>
+          <w:p/>
+        </w:tc>
+        <w:tc>
+          <w:tcPr>
+            <w:tcW w:w="7701" w:type="dxa"/>
+          </w:tcPr>
+          <w:p/>
+        </w:tc>
+      </w:tr>
+      <w:tr>
+        <w:tc>
+          <w:tcPr>
+            <w:tcW w:w="2265" w:type="dxa"/>
+          </w:tcPr>
+          <w:p/>
+        </w:tc>
+        <w:tc>
+          <w:tcPr>
+            <w:tcW w:w="7701" w:type="dxa"/>
+          </w:tcPr>
+          <w:p/>
+        </w:tc>
+      </w:tr>
+    </w:tbl>
     <w:p/>
     <w:p/>
+    <w:p>
+      <w:pPr>
+        <w:pStyle w:val="Heading1"/>
+      </w:pPr>
+      <w:bookmarkStart w:id="5" w:name="_Toc205620317"/>
+      <w:bookmarkStart w:id="6" w:name="_Toc225060035"/>
+      <w:r>
+        <w:t>Referencias bibliográficas</w:t>
+      </w:r>
+      <w:bookmarkEnd w:id="5"/>
+      <w:bookmarkEnd w:id="6"/>
+    </w:p>
+    <w:p>
+      <w:pPr>
+        <w:rPr>
+          <w:sz w:val="16"/>
+          <w:szCs w:val="16"/>
+        </w:rPr>
+      </w:pPr>
+      <w:hyperlink r:id="rId8" w:history="1">
+        <w:r>
+          <w:rPr>
+            <w:rStyle w:val="Hyperlink"/>
+            <w:noProof w:val="0"/>
+            <w:szCs w:val="16"/>
+          </w:rPr>
+          <w:t>https://normas-apa.org/referencias/</w:t>
+        </w:r>
+      </w:hyperlink>
+    </w:p>
     <w:p/>
+    <w:p>
+      <w:pPr>
+        <w:pStyle w:val="ListParagraph"/>
+        <w:numPr>
+          <w:ilvl w:val="0"/>
+          <w:numId w:val="12"/>
+        </w:numPr>
+      </w:pPr>
+      <w:r>
+        <w:t>Referencia 1</w:t>
+      </w:r>
+    </w:p>
+    <w:p>
+      <w:pPr>
+        <w:pStyle w:val="ListParagraph"/>
+        <w:numPr>
+          <w:ilvl w:val="0"/>
+          <w:numId w:val="12"/>
+        </w:numPr>
+      </w:pPr>
+      <w:r>
+        <w:t>Referencia 2</w:t>
+      </w:r>
+    </w:p>
     <w:sectPr>
-      <w:headerReference w:type="default" r:id="rId8"/>
-      <w:footerReference w:type="even" r:id="rId9"/>
-      <w:footerReference w:type="default" r:id="rId10"/>
+      <w:headerReference w:type="default" r:id="rId9"/>
+      <w:footerReference w:type="even" r:id="rId10"/>
+      <w:footerReference w:type="default" r:id="rId11"/>
       <w:pgSz w:w="12240" w:h="15840" w:code="1"/>
       <w:pgMar w:top="851" w:right="1134" w:bottom="851" w:left="1134" w:header="425" w:footer="425" w:gutter="0"/>
       <w:cols w:space="720"/>
@@ -1069,8 +1460,8 @@
           <w:tcW w:w="995" w:type="pct"/>
           <w:vAlign w:val="center"/>
         </w:tcPr>
-        <w:bookmarkStart w:id="3" w:name="_Hlk534720586"/>
-        <w:bookmarkStart w:id="4" w:name="_Hlk534720587"/>
+        <w:bookmarkStart w:id="7" w:name="_Hlk534720586"/>
+        <w:bookmarkStart w:id="8" w:name="_Hlk534720587"/>
         <w:p>
           <w:pPr>
             <w:jc w:val="left"/>
@@ -1251,8 +1642,8 @@
       </w:tc>
     </w:tr>
   </w:tbl>
-  <w:bookmarkEnd w:id="3"/>
-  <w:bookmarkEnd w:id="4"/>
+  <w:bookmarkEnd w:id="7"/>
+  <w:bookmarkEnd w:id="8"/>
   <w:p>
     <w:pPr>
       <w:pStyle w:val="Header"/>
@@ -1262,15 +1653,15 @@
         <w:noProof/>
       </w:rPr>
       <w:drawing>
-        <wp:anchor distT="0" distB="0" distL="114300" distR="114300" simplePos="0" relativeHeight="251663360" behindDoc="0" locked="0" layoutInCell="1" allowOverlap="1" wp14:anchorId="076A6754" wp14:editId="67222E7A">
+        <wp:anchor distT="0" distB="0" distL="114300" distR="114300" simplePos="0" relativeHeight="251663360" behindDoc="0" locked="0" layoutInCell="1" allowOverlap="1" wp14:anchorId="076A6754" wp14:editId="422ACE5F">
           <wp:simplePos x="0" y="0"/>
           <wp:positionH relativeFrom="page">
-            <wp:align>right</wp:align>
+            <wp:posOffset>7089569</wp:posOffset>
           </wp:positionH>
-          <wp:positionV relativeFrom="paragraph">
-            <wp:posOffset>-472946</wp:posOffset>
+          <wp:positionV relativeFrom="page">
+            <wp:posOffset>0</wp:posOffset>
           </wp:positionV>
-          <wp:extent cx="676657" cy="274321"/>
+          <wp:extent cx="676275" cy="274320"/>
           <wp:effectExtent l="0" t="0" r="9525" b="0"/>
           <wp:wrapNone/>
           <wp:docPr id="1234457878" name="Picture 2"/>
@@ -1299,7 +1690,7 @@
                 <pic:spPr>
                   <a:xfrm>
                     <a:off x="0" y="0"/>
-                    <a:ext cx="676657" cy="274321"/>
+                    <a:ext cx="676275" cy="274320"/>
                   </a:xfrm>
                   <a:prstGeom prst="rect">
                     <a:avLst/>
@@ -1889,6 +2280,119 @@
     </w:lvl>
   </w:abstractNum>
   <w:abstractNum w:abstractNumId="5" w15:restartNumberingAfterBreak="0">
+    <w:nsid w:val="26BE0DAF"/>
+    <w:multiLevelType w:val="hybridMultilevel"/>
+    <w:tmpl w:val="5FD60C4C"/>
+    <w:lvl w:ilvl="0" w:tplc="0409000D">
+      <w:start w:val="1"/>
+      <w:numFmt w:val="bullet"/>
+      <w:lvlText w:val=""/>
+      <w:lvlJc w:val="left"/>
+      <w:pPr>
+        <w:ind w:left="720" w:hanging="360"/>
+      </w:pPr>
+      <w:rPr>
+        <w:rFonts w:ascii="Wingdings" w:hAnsi="Wingdings" w:hint="default"/>
+      </w:rPr>
+    </w:lvl>
+    <w:lvl w:ilvl="1" w:tplc="04090003" w:tentative="1">
+      <w:start w:val="1"/>
+      <w:numFmt w:val="bullet"/>
+      <w:lvlText w:val="o"/>
+      <w:lvlJc w:val="left"/>
+      <w:pPr>
+        <w:ind w:left="1440" w:hanging="360"/>
+      </w:pPr>
+      <w:rPr>
+        <w:rFonts w:ascii="Courier New" w:hAnsi="Courier New" w:cs="Courier New" w:hint="default"/>
+      </w:rPr>
+    </w:lvl>
+    <w:lvl w:ilvl="2" w:tplc="04090005" w:tentative="1">
+      <w:start w:val="1"/>
+      <w:numFmt w:val="bullet"/>
+      <w:lvlText w:val=""/>
+      <w:lvlJc w:val="left"/>
+      <w:pPr>
+        <w:ind w:left="2160" w:hanging="360"/>
+      </w:pPr>
+      <w:rPr>
+        <w:rFonts w:ascii="Wingdings" w:hAnsi="Wingdings" w:hint="default"/>
+      </w:rPr>
+    </w:lvl>
+    <w:lvl w:ilvl="3" w:tplc="04090001" w:tentative="1">
+      <w:start w:val="1"/>
+      <w:numFmt w:val="bullet"/>
+      <w:lvlText w:val=""/>
+      <w:lvlJc w:val="left"/>
+      <w:pPr>
+        <w:ind w:left="2880" w:hanging="360"/>
+      </w:pPr>
+      <w:rPr>
+        <w:rFonts w:ascii="Symbol" w:hAnsi="Symbol" w:hint="default"/>
+      </w:rPr>
+    </w:lvl>
+    <w:lvl w:ilvl="4" w:tplc="04090003" w:tentative="1">
+      <w:start w:val="1"/>
+      <w:numFmt w:val="bullet"/>
+      <w:lvlText w:val="o"/>
+      <w:lvlJc w:val="left"/>
+      <w:pPr>
+        <w:ind w:left="3600" w:hanging="360"/>
+      </w:pPr>
+      <w:rPr>
+        <w:rFonts w:ascii="Courier New" w:hAnsi="Courier New" w:cs="Courier New" w:hint="default"/>
+      </w:rPr>
+    </w:lvl>
+    <w:lvl w:ilvl="5" w:tplc="04090005" w:tentative="1">
+      <w:start w:val="1"/>
+      <w:numFmt w:val="bullet"/>
+      <w:lvlText w:val=""/>
+      <w:lvlJc w:val="left"/>
+      <w:pPr>
+        <w:ind w:left="4320" w:hanging="360"/>
+      </w:pPr>
+      <w:rPr>
+        <w:rFonts w:ascii="Wingdings" w:hAnsi="Wingdings" w:hint="default"/>
+      </w:rPr>
+    </w:lvl>
+    <w:lvl w:ilvl="6" w:tplc="04090001" w:tentative="1">
+      <w:start w:val="1"/>
+      <w:numFmt w:val="bullet"/>
+      <w:lvlText w:val=""/>
+      <w:lvlJc w:val="left"/>
+      <w:pPr>
+        <w:ind w:left="5040" w:hanging="360"/>
+      </w:pPr>
+      <w:rPr>
+        <w:rFonts w:ascii="Symbol" w:hAnsi="Symbol" w:hint="default"/>
+      </w:rPr>
+    </w:lvl>
+    <w:lvl w:ilvl="7" w:tplc="04090003" w:tentative="1">
+      <w:start w:val="1"/>
+      <w:numFmt w:val="bullet"/>
+      <w:lvlText w:val="o"/>
+      <w:lvlJc w:val="left"/>
+      <w:pPr>
+        <w:ind w:left="5760" w:hanging="360"/>
+      </w:pPr>
+      <w:rPr>
+        <w:rFonts w:ascii="Courier New" w:hAnsi="Courier New" w:cs="Courier New" w:hint="default"/>
+      </w:rPr>
+    </w:lvl>
+    <w:lvl w:ilvl="8" w:tplc="04090005" w:tentative="1">
+      <w:start w:val="1"/>
+      <w:numFmt w:val="bullet"/>
+      <w:lvlText w:val=""/>
+      <w:lvlJc w:val="left"/>
+      <w:pPr>
+        <w:ind w:left="6480" w:hanging="360"/>
+      </w:pPr>
+      <w:rPr>
+        <w:rFonts w:ascii="Wingdings" w:hAnsi="Wingdings" w:hint="default"/>
+      </w:rPr>
+    </w:lvl>
+  </w:abstractNum>
+  <w:abstractNum w:abstractNumId="6" w15:restartNumberingAfterBreak="0">
     <w:nsid w:val="31E84520"/>
     <w:multiLevelType w:val="hybridMultilevel"/>
     <w:tmpl w:val="4CDC1FB8"/>
@@ -2001,7 +2505,7 @@
       </w:rPr>
     </w:lvl>
   </w:abstractNum>
-  <w:abstractNum w:abstractNumId="6" w15:restartNumberingAfterBreak="0">
+  <w:abstractNum w:abstractNumId="7" w15:restartNumberingAfterBreak="0">
     <w:nsid w:val="397B64E5"/>
     <w:multiLevelType w:val="hybridMultilevel"/>
     <w:tmpl w:val="070A6DD2"/>
@@ -2114,7 +2618,7 @@
       </w:rPr>
     </w:lvl>
   </w:abstractNum>
-  <w:abstractNum w:abstractNumId="7" w15:restartNumberingAfterBreak="0">
+  <w:abstractNum w:abstractNumId="8" w15:restartNumberingAfterBreak="0">
     <w:nsid w:val="56AC3BAE"/>
     <w:multiLevelType w:val="hybridMultilevel"/>
     <w:tmpl w:val="7DF6A6A0"/>
@@ -2227,7 +2731,7 @@
       </w:rPr>
     </w:lvl>
   </w:abstractNum>
-  <w:abstractNum w:abstractNumId="8" w15:restartNumberingAfterBreak="0">
+  <w:abstractNum w:abstractNumId="9" w15:restartNumberingAfterBreak="0">
     <w:nsid w:val="623F60BA"/>
     <w:multiLevelType w:val="hybridMultilevel"/>
     <w:tmpl w:val="F1282DD6"/>
@@ -2340,7 +2844,7 @@
       </w:rPr>
     </w:lvl>
   </w:abstractNum>
-  <w:abstractNum w:abstractNumId="9" w15:restartNumberingAfterBreak="0">
+  <w:abstractNum w:abstractNumId="10" w15:restartNumberingAfterBreak="0">
     <w:nsid w:val="71F62F71"/>
     <w:multiLevelType w:val="hybridMultilevel"/>
     <w:tmpl w:val="716CAAFE"/>
@@ -2480,7 +2984,7 @@
       </w:rPr>
     </w:lvl>
   </w:abstractNum>
-  <w:abstractNum w:abstractNumId="10" w15:restartNumberingAfterBreak="0">
+  <w:abstractNum w:abstractNumId="11" w15:restartNumberingAfterBreak="0">
     <w:nsid w:val="795A4F70"/>
     <w:multiLevelType w:val="hybridMultilevel"/>
     <w:tmpl w:val="5D76DD32"/>
@@ -2594,16 +3098,16 @@
     </w:lvl>
   </w:abstractNum>
   <w:num w:numId="1" w16cid:durableId="21784212">
+    <w:abstractNumId w:val="11"/>
+  </w:num>
+  <w:num w:numId="2" w16cid:durableId="417989317">
     <w:abstractNumId w:val="10"/>
   </w:num>
-  <w:num w:numId="2" w16cid:durableId="417989317">
+  <w:num w:numId="3" w16cid:durableId="1040784934">
     <w:abstractNumId w:val="9"/>
   </w:num>
-  <w:num w:numId="3" w16cid:durableId="1040784934">
-    <w:abstractNumId w:val="8"/>
-  </w:num>
   <w:num w:numId="4" w16cid:durableId="502009699">
-    <w:abstractNumId w:val="5"/>
+    <w:abstractNumId w:val="6"/>
   </w:num>
   <w:num w:numId="5" w16cid:durableId="270863407">
     <w:abstractNumId w:val="0"/>
@@ -2615,16 +3119,19 @@
     <w:abstractNumId w:val="3"/>
   </w:num>
   <w:num w:numId="8" w16cid:durableId="640429357">
-    <w:abstractNumId w:val="7"/>
+    <w:abstractNumId w:val="8"/>
   </w:num>
   <w:num w:numId="9" w16cid:durableId="809053073">
     <w:abstractNumId w:val="4"/>
   </w:num>
   <w:num w:numId="10" w16cid:durableId="1556695626">
-    <w:abstractNumId w:val="6"/>
+    <w:abstractNumId w:val="7"/>
   </w:num>
   <w:num w:numId="11" w16cid:durableId="808208862">
     <w:abstractNumId w:val="2"/>
+  </w:num>
+  <w:num w:numId="12" w16cid:durableId="965083429">
+    <w:abstractNumId w:val="5"/>
   </w:num>
   <w:numIdMacAtCleanup w:val="2"/>
 </w:numbering>
